--- a/rapports/2026-06-06/EQ20/EQ20_sup_v2/DR_052101000088/33-12-73-15.docx
+++ b/rapports/2026-06-06/EQ20/EQ20_sup_v2/DR_052101000088/33-12-73-15.docx
@@ -297,7 +297,7 @@
           <w:color w:val="1F6FEB"/>
           <w:sz w:val="22"/>
         </w:rPr>
-        <w:t>⚠ INCOHÉRENCES À CORRIGER (73)</w:t>
+        <w:t>⚠ INCOHÉRENCES À CORRIGER (69)</w:t>
       </w:r>
     </w:p>
     <w:tbl>
@@ -904,7 +904,7 @@
                 <w:color w:val="16A34A"/>
                 <w:sz w:val="16"/>
               </w:rPr>
-              <w:t>—</w:t>
+              <w:t>s01q32, s01q36, s01q38, s04q37_modif, s02q33, s02q34, s01q00b</w:t>
             </w:r>
           </w:p>
         </w:tc>
@@ -935,7 +935,7 @@
                 <w:i w:val="0"/>
                 <w:sz w:val="17"/>
               </w:rPr>
-              <w:t>Incohérence!!! seulement les écoles privées paient les frais de scolarité (y compris les frais d'inscription).</w:t>
+              <w:t>Peu probable!!! Vu l'âge (12 ans) de RAMATA THIAM ou l'année à laquelle RAMATA THIAM a fréquenté l'école pour la dernière fois (.) le dernier diplome de RAMATA THIAM ne peut être le Certificat d'études primaires (CEP), prière de corriger cette incohérence ou confirmer avec le QG.</w:t>
             </w:r>
           </w:p>
         </w:tc>
@@ -1115,7 +1115,7 @@
                 <w:i w:val="0"/>
                 <w:sz w:val="17"/>
               </w:rPr>
-              <w:t>Peu probable!!! Vu l'âge (12 ans) de RAMATA THIAM ou l'année à laquelle RAMATA THIAM a fréquenté l'école pour la dernière fois (.) le dernier diplome de RAMATA THIAM ne peut être le Certificat d'études primaires (CEP), prière de corriger cette incohérence ou confirmer avec le QG.</w:t>
+              <w:t>Peu probable!!! Vu l'âge (19 ans) de SOULEYMANE GREVE ou l'année à laquelle SOULEYMANE GREVE a fréquenté l'école pour la dernière fois (.) le dernier diplome de SOULEYMANE GREVE ne peut être le Certificat d'études primaires (CEP), prière de corriger cette incohérence ou confirmer avec le QG.</w:t>
             </w:r>
           </w:p>
         </w:tc>
@@ -1205,7 +1205,7 @@
                 <w:i w:val="0"/>
                 <w:sz w:val="17"/>
               </w:rPr>
-              <w:t>Peu probable!!! Vu l'âge (19 ans) de SOULEYMANE GREVE ou l'année à laquelle SOULEYMANE GREVE a fréquenté l'école pour la dernière fois (.) le dernier diplome de SOULEYMANE GREVE ne peut être le Certificat d'études primaires (CEP), prière de corriger cette incohérence ou confirmer avec le QG.</w:t>
+              <w:t>Peu probable!!! Vu l'âge (21 ans) de MAIRAM HOTT ou l'année à laquelle MAIRAM HOTT a fréquenté l'école pour la dernière fois (2018) le dernier diplome de MAIRAM HOTT ne peut être le Certificat d'études primaires (CEP), prière de corriger cette incohérence ou confirmer avec le QG.</w:t>
             </w:r>
           </w:p>
         </w:tc>
@@ -1238,7 +1238,7 @@
                 <w:i w:val="0"/>
                 <w:sz w:val="16"/>
               </w:rPr>
-              <w:t>S02</w:t>
+              <w:t>S04</w:t>
               <w:br/>
             </w:r>
             <w:r>
@@ -1248,7 +1248,7 @@
                 <w:color w:val="64748B"/>
                 <w:sz w:val="14"/>
               </w:rPr>
-              <w:t>Éducation</w:t>
+              <w:t>Emploi</w:t>
             </w:r>
           </w:p>
         </w:tc>
@@ -1264,7 +1264,7 @@
                 <w:color w:val="16A34A"/>
                 <w:sz w:val="16"/>
               </w:rPr>
-              <w:t>s01q32, s01q36, s01q38, s04q37_modif, s02q33, s02q34, s01q00b</w:t>
+              <w:t>s01q41, s02q20, s02q21, s02q22, s03q37__4, s03q39a, s03q39b, s03q39c</w:t>
             </w:r>
           </w:p>
         </w:tc>
@@ -1295,7 +1295,7 @@
                 <w:i w:val="0"/>
                 <w:sz w:val="17"/>
               </w:rPr>
-              <w:t>Peu probable!!! Vu l'âge (21 ans) de MAIRAM HOTT ou l'année à laquelle MAIRAM HOTT a fréquenté l'école pour la dernière fois (2018) le dernier diplome de MAIRAM HOTT ne peut être le Certificat d'études primaires (CEP), prière de corriger cette incohérence ou confirmer avec le QG.</w:t>
+              <w:t>Incoherent! ROUGUI DRAME est Handicap de la 4.21 mais ROUGUI DRAME n'a déclaré aucun handicap en 3.43 à 3.48, prière de corriger.</w:t>
             </w:r>
           </w:p>
         </w:tc>
@@ -1328,7 +1328,7 @@
                 <w:i w:val="0"/>
                 <w:sz w:val="16"/>
               </w:rPr>
-              <w:t>S04</w:t>
+              <w:t>S07</w:t>
               <w:br/>
             </w:r>
             <w:r>
@@ -1338,7 +1338,7 @@
                 <w:color w:val="64748B"/>
                 <w:sz w:val="14"/>
               </w:rPr>
-              <w:t>Emploi</w:t>
+              <w:t>Consommation alimentaire</w:t>
             </w:r>
           </w:p>
         </w:tc>
@@ -1354,7 +1354,7 @@
                 <w:color w:val="16A34A"/>
                 <w:sz w:val="16"/>
               </w:rPr>
-              <w:t>s01q41, s02q20, s02q21, s02q22, s03q37__4, s03q39a, s03q39b, s03q39c</w:t>
+              <w:t>s00q27, s01q00a, s01q12, s01q13, s02q04, s03q11, s03q12, s01q01</w:t>
             </w:r>
           </w:p>
         </w:tc>
@@ -1385,7 +1385,7 @@
                 <w:i w:val="0"/>
                 <w:sz w:val="17"/>
               </w:rPr>
-              <w:t>Incoherent! ROUGUI DRAME est Handicap de la 4.21 mais ROUGUI DRAME n'a déclaré aucun handicap en 3.43 à 3.48, prière de corriger.</w:t>
+              <w:t>Avertissement!!! Le ménage a consommé 70 miche de Moyen de Pain moderne  ce qui semble incoherent pour une consommation aucours des 7 derniers jours, prière de verifier et corriger.</w:t>
             </w:r>
           </w:p>
         </w:tc>
@@ -1418,7 +1418,7 @@
                 <w:i w:val="0"/>
                 <w:sz w:val="16"/>
               </w:rPr>
-              <w:t>S07</w:t>
+              <w:t>S11</w:t>
               <w:br/>
             </w:r>
             <w:r>
@@ -1428,7 +1428,7 @@
                 <w:color w:val="64748B"/>
                 <w:sz w:val="14"/>
               </w:rPr>
-              <w:t>Consommation alimentaire</w:t>
+              <w:t>Logement / cadre de vie</w:t>
             </w:r>
           </w:p>
         </w:tc>
@@ -1444,7 +1444,7 @@
                 <w:color w:val="16A34A"/>
                 <w:sz w:val="16"/>
               </w:rPr>
-              <w:t>s00q27, s01q00a, s01q12, s01q13, s02q04, s03q11, s03q12, s01q01</w:t>
+              <w:t>s01q10, s02q30, s02q34, s03q50, s04q23, s04q24, s04q37, s04q44</w:t>
             </w:r>
           </w:p>
         </w:tc>
@@ -1475,7 +1475,7 @@
                 <w:i w:val="0"/>
                 <w:sz w:val="17"/>
               </w:rPr>
-              <w:t>Avertissement!!! Le ménage a consommé 70 miche de Moyen de Pain moderne  ce qui semble incoherent pour une consommation aucours des 7 derniers jours, prière de verifier et corriger.</w:t>
+              <w:t>Le montant de la dernière facture d'eau est de 30000 FCFA Tous les 2 mois qui semble incohérent, Prière de vérifier les questions 11.23a et 11.23b auprès du ménage ou confirmer.</w:t>
             </w:r>
           </w:p>
         </w:tc>
@@ -1508,7 +1508,7 @@
                 <w:i w:val="0"/>
                 <w:sz w:val="16"/>
               </w:rPr>
-              <w:t>S11</w:t>
+              <w:t>S19</w:t>
               <w:br/>
             </w:r>
             <w:r>
@@ -1518,7 +1518,7 @@
                 <w:color w:val="64748B"/>
                 <w:sz w:val="14"/>
               </w:rPr>
-              <w:t>Logement / cadre de vie</w:t>
+              <w:t>Entreprises non agricoles</w:t>
             </w:r>
           </w:p>
         </w:tc>
@@ -1534,7 +1534,7 @@
                 <w:color w:val="16A34A"/>
                 <w:sz w:val="16"/>
               </w:rPr>
-              <w:t>s01q10, s02q30, s02q34, s03q50, s04q23, s04q24, s04q37, s04q44</w:t>
+              <w:t>s01q02, s02q01__1, s02q02__1, s02q03__1, s02q15, s03q17, s04q28, s04q35d</w:t>
             </w:r>
           </w:p>
         </w:tc>
@@ -1565,7 +1565,7 @@
                 <w:i w:val="0"/>
                 <w:sz w:val="17"/>
               </w:rPr>
-              <w:t>Le montant de la dernière facture d'eau est de 30000 FCFA Tous les 2 mois qui semble incohérent, Prière de vérifier les questions 11.23a et 11.23b auprès du ménage ou confirmer.</w:t>
+              <w:t>Incohérence!! Le prix de revente de Râteau dans cette section 19 ne doit pas être égal 0 même si le ménage l'a reçu en cadeau prière de leurs aider à faire une estimation.</w:t>
             </w:r>
           </w:p>
         </w:tc>
@@ -1580,10 +1580,10 @@
               <w:rPr>
                 <w:b/>
                 <w:i w:val="0"/>
-                <w:color w:val="DC2626"/>
+                <w:color w:val="EA580C"/>
                 <w:sz w:val="16"/>
               </w:rPr>
-              <w:t>Haute</w:t>
+              <w:t>Moyenne</w:t>
             </w:r>
           </w:p>
         </w:tc>
@@ -1598,7 +1598,7 @@
                 <w:i w:val="0"/>
                 <w:sz w:val="16"/>
               </w:rPr>
-              <w:t>S19</w:t>
+              <w:t>S00</w:t>
               <w:br/>
             </w:r>
             <w:r>
@@ -1608,7 +1608,7 @@
                 <w:color w:val="64748B"/>
                 <w:sz w:val="14"/>
               </w:rPr>
-              <w:t>Entreprises non agricoles</w:t>
+              <w:t>Identification</w:t>
             </w:r>
           </w:p>
         </w:tc>
@@ -1624,7 +1624,7 @@
                 <w:color w:val="16A34A"/>
                 <w:sz w:val="16"/>
               </w:rPr>
-              <w:t>s01q02, s02q01__1, s02q02__1, s02q03__1, s02q15, s03q17, s04q28, s04q35d</w:t>
+              <w:t>—</w:t>
             </w:r>
           </w:p>
         </w:tc>
@@ -1655,7 +1655,7 @@
                 <w:i w:val="0"/>
                 <w:sz w:val="17"/>
               </w:rPr>
-              <w:t>Incohérence!! Le prix de revente de Râteau dans cette section 19 ne doit pas être égal 0 même si le ménage l'a reçu en cadeau prière de leurs aider à faire une estimation.</w:t>
+              <w:t>L'adresse ou la localisation du ménage doit être bien renseignée, ne doit pas contenir des numéros de téléphone et elle semble courte pour être une adresse.</w:t>
             </w:r>
           </w:p>
         </w:tc>
@@ -1745,7 +1745,7 @@
                 <w:i w:val="0"/>
                 <w:sz w:val="17"/>
               </w:rPr>
-              <w:t>L'adresse ou la localisation du ménage doit être bien renseignée, ne doit pas contenir des numéros de téléphone et elle semble courte pour être une adresse.</w:t>
+              <w:t>Prière de renseigner la bonne adresse.</w:t>
             </w:r>
           </w:p>
         </w:tc>
@@ -1778,7 +1778,7 @@
                 <w:i w:val="0"/>
                 <w:sz w:val="16"/>
               </w:rPr>
-              <w:t>S00</w:t>
+              <w:t>S01</w:t>
               <w:br/>
             </w:r>
             <w:r>
@@ -1788,7 +1788,7 @@
                 <w:color w:val="64748B"/>
                 <w:sz w:val="14"/>
               </w:rPr>
-              <w:t>Identification</w:t>
+              <w:t>Démographie</w:t>
             </w:r>
           </w:p>
         </w:tc>
@@ -1835,7 +1835,7 @@
                 <w:i w:val="0"/>
                 <w:sz w:val="17"/>
               </w:rPr>
-              <w:t>Prière de renseigner la bonne adresse.</w:t>
+              <w:t>Prière de verifier l'information donnée par DIENABA GREVE ou corriger au niveau de la section 1.</w:t>
             </w:r>
           </w:p>
         </w:tc>
@@ -1925,7 +1925,7 @@
                 <w:i w:val="0"/>
                 <w:sz w:val="17"/>
               </w:rPr>
-              <w:t>Prière de verifier l'information donnée par DIENABA GREVE ou corriger au niveau de la section 1.</w:t>
+              <w:t>Prière de verifier l'information donnée par MAIMOUNA GREVE ou corriger au niveau de la section 1.</w:t>
             </w:r>
           </w:p>
         </w:tc>
@@ -2015,7 +2015,7 @@
                 <w:i w:val="0"/>
                 <w:sz w:val="17"/>
               </w:rPr>
-              <w:t>Prière de verifier l'information donnée par MAIMOUNA GREVE ou corriger au niveau de la section 1.</w:t>
+              <w:t>Prière de verifier l'information donnée par MOUHAMED GREVE ou corriger au niveau de la section 1.</w:t>
             </w:r>
           </w:p>
         </w:tc>
@@ -2105,7 +2105,7 @@
                 <w:i w:val="0"/>
                 <w:sz w:val="17"/>
               </w:rPr>
-              <w:t>Prière de verifier l'information donnée par MOUHAMED GREVE ou corriger au niveau de la section 1.</w:t>
+              <w:t>Prière de verifier l'information donnée par ROUGUI GREVE ou corriger au niveau de la section 1.</w:t>
             </w:r>
           </w:p>
         </w:tc>
@@ -2164,7 +2164,7 @@
                 <w:color w:val="16A34A"/>
                 <w:sz w:val="16"/>
               </w:rPr>
-              <w:t>—</w:t>
+              <w:t>s01q35, s01q36</w:t>
             </w:r>
           </w:p>
         </w:tc>
@@ -2195,367 +2195,7 @@
                 <w:i w:val="0"/>
                 <w:sz w:val="17"/>
               </w:rPr>
-              <w:t>Prière de verifier l'information donnée par ROUGUI GREVE ou corriger au niveau de la section 1.</w:t>
-            </w:r>
-          </w:p>
-        </w:tc>
-      </w:tr>
-      <w:tr>
-        <w:tc>
-          <w:tcPr>
-            <w:tcW w:type="dxa" w:w="964"/>
-          </w:tcPr>
-          <w:p>
-            <w:r>
-              <w:rPr>
-                <w:b/>
-                <w:i w:val="0"/>
-                <w:color w:val="EA580C"/>
-                <w:sz w:val="16"/>
-              </w:rPr>
-              <w:t>Moyenne</w:t>
-            </w:r>
-          </w:p>
-        </w:tc>
-        <w:tc>
-          <w:tcPr>
-            <w:tcW w:type="dxa" w:w="1247"/>
-          </w:tcPr>
-          <w:p>
-            <w:r>
-              <w:rPr>
-                <w:b/>
-                <w:i w:val="0"/>
-                <w:sz w:val="16"/>
-              </w:rPr>
-              <w:t>S01</w:t>
-              <w:br/>
-            </w:r>
-            <w:r>
-              <w:rPr>
-                <w:b w:val="0"/>
-                <w:i w:val="0"/>
-                <w:color w:val="64748B"/>
-                <w:sz w:val="14"/>
-              </w:rPr>
-              <w:t>Démographie</w:t>
-            </w:r>
-          </w:p>
-        </w:tc>
-        <w:tc>
-          <w:tcPr>
-            <w:tcW w:type="dxa" w:w="1531"/>
-          </w:tcPr>
-          <w:p>
-            <w:r>
-              <w:rPr>
-                <w:b/>
-                <w:i w:val="0"/>
-                <w:color w:val="16A34A"/>
-                <w:sz w:val="16"/>
-              </w:rPr>
-              <w:t>s01q35, s01q36</w:t>
-            </w:r>
-          </w:p>
-        </w:tc>
-        <w:tc>
-          <w:tcPr>
-            <w:tcW w:type="dxa" w:w="1191"/>
-          </w:tcPr>
-          <w:p>
-            <w:r>
-              <w:rPr>
-                <w:b w:val="0"/>
-                <w:i w:val="0"/>
-                <w:color w:val="64748B"/>
-                <w:sz w:val="16"/>
-              </w:rPr>
-              <w:t>GT-CQ</w:t>
-            </w:r>
-          </w:p>
-        </w:tc>
-        <w:tc>
-          <w:tcPr>
-            <w:tcW w:type="dxa" w:w="4706"/>
-          </w:tcPr>
-          <w:p>
-            <w:r>
-              <w:rPr>
-                <w:b w:val="0"/>
-                <w:i w:val="0"/>
-                <w:sz w:val="17"/>
-              </w:rPr>
               <w:t>La catégorie socioprofessionnelle de la mère biologique de  DIENABA KANTE n'est pas coherente avec les réponses des questions s01q35 et s01q36, prière de corriger ou de confirmer cette informations avec le QG.</w:t>
-            </w:r>
-          </w:p>
-        </w:tc>
-      </w:tr>
-      <w:tr>
-        <w:tc>
-          <w:tcPr>
-            <w:tcW w:type="dxa" w:w="964"/>
-          </w:tcPr>
-          <w:p>
-            <w:r>
-              <w:rPr>
-                <w:b/>
-                <w:i w:val="0"/>
-                <w:color w:val="EA580C"/>
-                <w:sz w:val="16"/>
-              </w:rPr>
-              <w:t>Moyenne</w:t>
-            </w:r>
-          </w:p>
-        </w:tc>
-        <w:tc>
-          <w:tcPr>
-            <w:tcW w:type="dxa" w:w="1247"/>
-          </w:tcPr>
-          <w:p>
-            <w:r>
-              <w:rPr>
-                <w:b/>
-                <w:i w:val="0"/>
-                <w:sz w:val="16"/>
-              </w:rPr>
-              <w:t>S02</w:t>
-              <w:br/>
-            </w:r>
-            <w:r>
-              <w:rPr>
-                <w:b w:val="0"/>
-                <w:i w:val="0"/>
-                <w:color w:val="64748B"/>
-                <w:sz w:val="14"/>
-              </w:rPr>
-              <w:t>Éducation</w:t>
-            </w:r>
-          </w:p>
-        </w:tc>
-        <w:tc>
-          <w:tcPr>
-            <w:tcW w:type="dxa" w:w="1531"/>
-          </w:tcPr>
-          <w:p>
-            <w:r>
-              <w:rPr>
-                <w:b/>
-                <w:i w:val="0"/>
-                <w:color w:val="16A34A"/>
-                <w:sz w:val="16"/>
-              </w:rPr>
-              <w:t>—</w:t>
-            </w:r>
-          </w:p>
-        </w:tc>
-        <w:tc>
-          <w:tcPr>
-            <w:tcW w:type="dxa" w:w="1191"/>
-          </w:tcPr>
-          <w:p>
-            <w:r>
-              <w:rPr>
-                <w:b w:val="0"/>
-                <w:i w:val="0"/>
-                <w:color w:val="64748B"/>
-                <w:sz w:val="16"/>
-              </w:rPr>
-              <w:t>GT-CQ</w:t>
-            </w:r>
-          </w:p>
-        </w:tc>
-        <w:tc>
-          <w:tcPr>
-            <w:tcW w:type="dxa" w:w="4706"/>
-          </w:tcPr>
-          <w:p>
-            <w:r>
-              <w:rPr>
-                <w:b w:val="0"/>
-                <w:i w:val="0"/>
-                <w:sz w:val="17"/>
-              </w:rPr>
-              <w:t>veuillez, s'il vous plait, confirmer les frais de scolarité ( 6500 FCFA) payée de HAMZA GREVE avec le QG ou apporter les corrections nécessaires.</w:t>
-            </w:r>
-          </w:p>
-        </w:tc>
-      </w:tr>
-      <w:tr>
-        <w:tc>
-          <w:tcPr>
-            <w:tcW w:type="dxa" w:w="964"/>
-          </w:tcPr>
-          <w:p>
-            <w:r>
-              <w:rPr>
-                <w:b/>
-                <w:i w:val="0"/>
-                <w:color w:val="EA580C"/>
-                <w:sz w:val="16"/>
-              </w:rPr>
-              <w:t>Moyenne</w:t>
-            </w:r>
-          </w:p>
-        </w:tc>
-        <w:tc>
-          <w:tcPr>
-            <w:tcW w:type="dxa" w:w="1247"/>
-          </w:tcPr>
-          <w:p>
-            <w:r>
-              <w:rPr>
-                <w:b/>
-                <w:i w:val="0"/>
-                <w:sz w:val="16"/>
-              </w:rPr>
-              <w:t>S02</w:t>
-              <w:br/>
-            </w:r>
-            <w:r>
-              <w:rPr>
-                <w:b w:val="0"/>
-                <w:i w:val="0"/>
-                <w:color w:val="64748B"/>
-                <w:sz w:val="14"/>
-              </w:rPr>
-              <w:t>Éducation</w:t>
-            </w:r>
-          </w:p>
-        </w:tc>
-        <w:tc>
-          <w:tcPr>
-            <w:tcW w:type="dxa" w:w="1531"/>
-          </w:tcPr>
-          <w:p>
-            <w:r>
-              <w:rPr>
-                <w:b/>
-                <w:i w:val="0"/>
-                <w:color w:val="16A34A"/>
-                <w:sz w:val="16"/>
-              </w:rPr>
-              <w:t>—</w:t>
-            </w:r>
-          </w:p>
-        </w:tc>
-        <w:tc>
-          <w:tcPr>
-            <w:tcW w:type="dxa" w:w="1191"/>
-          </w:tcPr>
-          <w:p>
-            <w:r>
-              <w:rPr>
-                <w:b w:val="0"/>
-                <w:i w:val="0"/>
-                <w:color w:val="64748B"/>
-                <w:sz w:val="16"/>
-              </w:rPr>
-              <w:t>GT-CQ</w:t>
-            </w:r>
-          </w:p>
-        </w:tc>
-        <w:tc>
-          <w:tcPr>
-            <w:tcW w:type="dxa" w:w="4706"/>
-          </w:tcPr>
-          <w:p>
-            <w:r>
-              <w:rPr>
-                <w:b w:val="0"/>
-                <w:i w:val="0"/>
-                <w:sz w:val="17"/>
-              </w:rPr>
-              <w:t>veuillez, s'il vous plait, confirmer les frais de scolarité ( 6500 FCFA) payée de RAMATA THIAM avec le QG ou apporter les corrections nécessaires.</w:t>
-            </w:r>
-          </w:p>
-        </w:tc>
-      </w:tr>
-      <w:tr>
-        <w:tc>
-          <w:tcPr>
-            <w:tcW w:type="dxa" w:w="964"/>
-          </w:tcPr>
-          <w:p>
-            <w:r>
-              <w:rPr>
-                <w:b/>
-                <w:i w:val="0"/>
-                <w:color w:val="EA580C"/>
-                <w:sz w:val="16"/>
-              </w:rPr>
-              <w:t>Moyenne</w:t>
-            </w:r>
-          </w:p>
-        </w:tc>
-        <w:tc>
-          <w:tcPr>
-            <w:tcW w:type="dxa" w:w="1247"/>
-          </w:tcPr>
-          <w:p>
-            <w:r>
-              <w:rPr>
-                <w:b/>
-                <w:i w:val="0"/>
-                <w:sz w:val="16"/>
-              </w:rPr>
-              <w:t>S02</w:t>
-              <w:br/>
-            </w:r>
-            <w:r>
-              <w:rPr>
-                <w:b w:val="0"/>
-                <w:i w:val="0"/>
-                <w:color w:val="64748B"/>
-                <w:sz w:val="14"/>
-              </w:rPr>
-              <w:t>Éducation</w:t>
-            </w:r>
-          </w:p>
-        </w:tc>
-        <w:tc>
-          <w:tcPr>
-            <w:tcW w:type="dxa" w:w="1531"/>
-          </w:tcPr>
-          <w:p>
-            <w:r>
-              <w:rPr>
-                <w:b/>
-                <w:i w:val="0"/>
-                <w:color w:val="16A34A"/>
-                <w:sz w:val="16"/>
-              </w:rPr>
-              <w:t>—</w:t>
-            </w:r>
-          </w:p>
-        </w:tc>
-        <w:tc>
-          <w:tcPr>
-            <w:tcW w:type="dxa" w:w="1191"/>
-          </w:tcPr>
-          <w:p>
-            <w:r>
-              <w:rPr>
-                <w:b w:val="0"/>
-                <w:i w:val="0"/>
-                <w:color w:val="64748B"/>
-                <w:sz w:val="16"/>
-              </w:rPr>
-              <w:t>GT-CQ</w:t>
-            </w:r>
-          </w:p>
-        </w:tc>
-        <w:tc>
-          <w:tcPr>
-            <w:tcW w:type="dxa" w:w="4706"/>
-          </w:tcPr>
-          <w:p>
-            <w:r>
-              <w:rPr>
-                <w:b w:val="0"/>
-                <w:i w:val="0"/>
-                <w:sz w:val="17"/>
-              </w:rPr>
-              <w:t>veuillez, s'il vous plait, confirmer les frais de scolarité ( 6500 FCFA) payée de SOULEYMANE GREVE avec le QG ou apporter les corrections nécessaires.</w:t>
             </w:r>
           </w:p>
         </w:tc>
